--- a/backend/tests/fixtures/documents/17-pictures.docx
+++ b/backend/tests/fixtures/documents/17-pictures.docx
@@ -175,6 +175,100 @@
         </w:tc>
       </w:tr>
     </w:tbl>
+    <w:p>
+      <w:r>
+        <w:t>Steps with pictures:</w:t>
+      </w:r>
+    </w:p>
+    <w:p>
+      <w:pPr>
+        <w:pStyle w:val="ListNumber"/>
+      </w:pPr>
+      <w:r>
+        <w:t>Open the box</w:t>
+      </w:r>
+      <w:r>
+        <w:drawing>
+          <wp:inline xmlns:a="http://schemas.openxmlformats.org/drawingml/2006/main" xmlns:pic="http://schemas.openxmlformats.org/drawingml/2006/picture">
+            <wp:extent cx="540000" cy="270000"/>
+            <wp:docPr id="4" name="Picture 4"/>
+            <wp:cNvGraphicFramePr>
+              <a:graphicFrameLocks noChangeAspect="1"/>
+            </wp:cNvGraphicFramePr>
+            <a:graphic>
+              <a:graphicData uri="http://schemas.openxmlformats.org/drawingml/2006/picture">
+                <pic:pic>
+                  <pic:nvPicPr>
+                    <pic:cNvPr id="0" name="image.png"/>
+                    <pic:cNvPicPr/>
+                  </pic:nvPicPr>
+                  <pic:blipFill>
+                    <a:blip r:embed="rId12"/>
+                    <a:stretch>
+                      <a:fillRect/>
+                    </a:stretch>
+                  </pic:blipFill>
+                  <pic:spPr>
+                    <a:xfrm>
+                      <a:off x="0" y="0"/>
+                      <a:ext cx="540000" cy="270000"/>
+                    </a:xfrm>
+                    <a:prstGeom prst="rect"/>
+                  </pic:spPr>
+                </pic:pic>
+              </a:graphicData>
+            </a:graphic>
+          </wp:inline>
+        </w:drawing>
+      </w:r>
+    </w:p>
+    <w:p>
+      <w:pPr>
+        <w:pStyle w:val="ListNumber"/>
+      </w:pPr>
+      <w:r>
+        <w:drawing>
+          <wp:inline xmlns:a="http://schemas.openxmlformats.org/drawingml/2006/main" xmlns:pic="http://schemas.openxmlformats.org/drawingml/2006/picture">
+            <wp:extent cx="540000" cy="270000"/>
+            <wp:docPr id="5" name="Picture 5"/>
+            <wp:cNvGraphicFramePr>
+              <a:graphicFrameLocks noChangeAspect="1"/>
+            </wp:cNvGraphicFramePr>
+            <a:graphic>
+              <a:graphicData uri="http://schemas.openxmlformats.org/drawingml/2006/picture">
+                <pic:pic>
+                  <pic:nvPicPr>
+                    <pic:cNvPr id="0" name="image.png"/>
+                    <pic:cNvPicPr/>
+                  </pic:nvPicPr>
+                  <pic:blipFill>
+                    <a:blip r:embed="rId13"/>
+                    <a:stretch>
+                      <a:fillRect/>
+                    </a:stretch>
+                  </pic:blipFill>
+                  <pic:spPr>
+                    <a:xfrm>
+                      <a:off x="0" y="0"/>
+                      <a:ext cx="540000" cy="270000"/>
+                    </a:xfrm>
+                    <a:prstGeom prst="rect"/>
+                  </pic:spPr>
+                </pic:pic>
+              </a:graphicData>
+            </a:graphic>
+          </wp:inline>
+        </w:drawing>
+      </w:r>
+    </w:p>
+    <w:p>
+      <w:pPr>
+        <w:pStyle w:val="ListNumber"/>
+      </w:pPr>
+      <w:r>
+        <w:t>Close it</w:t>
+      </w:r>
+    </w:p>
     <w:sectPr>
       <w:pgSz w:w="12240" w:h="15840"/>
       <w:pgMar w:top="1440" w:right="1800" w:bottom="1440" w:left="1800" w:header="720" w:footer="720" w:gutter="0"/>
